--- a/docs/LanguageReferenceManual.docx
+++ b/docs/LanguageReferenceManual.docx
@@ -4,118 +4,806 @@
   <w:body>
     <w:p>
       <w:pPr>
-        <w:pStyle w:val="Heading1"/>
+        <w:keepNext/>
+        <w:spacing w:before="280" w:after="120"/>
       </w:pPr>
       <w:r>
         <w:rPr>
+          <w:rFonts w:ascii="Calibri" w:hAnsi="Calibri"/>
+          <w:b/>
           <w:color w:val="000000"/>
+          <w:sz w:val="36"/>
         </w:rPr>
         <w:t>Language Reference Manual</w:t>
       </w:r>
     </w:p>
     <w:p>
+      <w:pPr>
+        <w:spacing w:after="160" w:before="0" w:lineRule="auto" w:line="276"/>
+        <w:jc w:val="both"/>
+      </w:pPr>
       <w:r>
         <w:rPr>
+          <w:rFonts w:ascii="Calibri" w:hAnsi="Calibri"/>
+          <w:b w:val="0"/>
+          <w:i w:val="0"/>
           <w:color w:val="000000"/>
+          <w:sz w:val="22"/>
         </w:rPr>
-        <w:t>PixLang is a small domain-specific language for procedurally generating pixel</w:t>
-        <w:br/>
-        <w:t>art. A program describes a canvas, an optional set of named palettes, and a</w:t>
-        <w:br/>
-        <w:t>sequence of drawing commands. Loops, conditionals, variables, and arithmetic</w:t>
-        <w:br/>
-        <w:t>expressions allow patterns to be described compactly rather than pixel by</w:t>
-        <w:br/>
-        <w:t>pixel.</w:t>
+        <w:t>PixLang is a small domain-specific language for procedurally generating pixel art. A program describes a canvas, an optional set of named palettes, and a sequence of drawing commands. Loops, conditionals, variables, and arithmetic expressions allow patterns to be described compactly rather than pixel by pixel.</w:t>
       </w:r>
     </w:p>
     <w:p>
+      <w:pPr>
+        <w:keepNext/>
+        <w:spacing w:before="200" w:after="120"/>
+      </w:pPr>
       <w:r>
         <w:rPr>
+          <w:rFonts w:ascii="Calibri" w:hAnsi="Calibri"/>
+          <w:b/>
           <w:color w:val="000000"/>
+          <w:sz w:val="26"/>
         </w:rPr>
-        <w:t>Keywords: CANVAS, PALETTE, FILL, VAR, LOOP, WHILE, TIMES, ENDLOOP, IF, ELSE,</w:t>
-        <w:br/>
-        <w:t>ENDIF, RECT, CIRCLE, LINE, PIXEL, SAVE, RADIUS, COLOR, MOD.</w:t>
+        <w:t>Keywords</w:t>
       </w:r>
     </w:p>
     <w:p>
+      <w:pPr>
+        <w:spacing w:after="0" w:before="0" w:lineRule="auto" w:line="264"/>
+        <w:ind w:left="283"/>
+        <w:shd w:val="clear" w:color="auto" w:fill="F2F2F2"/>
+      </w:pPr>
       <w:r>
         <w:rPr>
+          <w:rFonts w:ascii="Consolas" w:hAnsi="Consolas"/>
           <w:color w:val="000000"/>
+          <w:sz w:val="20"/>
         </w:rPr>
-        <w:t>Tokens: identifiers match [A-Za-z_][A-Za-z0-9_]*. Integers and floats are</w:t>
-        <w:br/>
-        <w:t>standard. Color literals are hexadecimal (#RGB or #RRGGBB). Strings are</w:t>
-        <w:br/>
-        <w:t>double-quoted. Comments begin with ';' and run to end of line.</w:t>
+        <w:t>CANVAS    PALETTE   FILL      VAR       LOOP</w:t>
       </w:r>
     </w:p>
     <w:p>
+      <w:pPr>
+        <w:spacing w:after="0" w:before="0" w:lineRule="auto" w:line="264"/>
+        <w:ind w:left="283"/>
+        <w:shd w:val="clear" w:color="auto" w:fill="F2F2F2"/>
+      </w:pPr>
       <w:r>
         <w:rPr>
+          <w:rFonts w:ascii="Consolas" w:hAnsi="Consolas"/>
           <w:color w:val="000000"/>
+          <w:sz w:val="20"/>
         </w:rPr>
-        <w:t>Drawing commands operate on the current canvas:</w:t>
-        <w:br/>
-        <w:t xml:space="preserve">  RECT x, y, width, height, color</w:t>
-        <w:br/>
-        <w:t xml:space="preserve">  CIRCLE cx cy RADIUS r COLOR color</w:t>
-        <w:br/>
-        <w:t xml:space="preserve">  LINE x1 y1 x2 y2 COLOR color</w:t>
-        <w:br/>
-        <w:t xml:space="preserve">  PIXEL x y COLOR color</w:t>
-        <w:br/>
-        <w:t xml:space="preserve">  FILL color</w:t>
+        <w:t>WHILE     TIMES     ENDLOOP   IF        ELSE</w:t>
       </w:r>
     </w:p>
     <w:p>
+      <w:pPr>
+        <w:spacing w:after="0" w:before="0" w:lineRule="auto" w:line="264"/>
+        <w:ind w:left="283"/>
+        <w:shd w:val="clear" w:color="auto" w:fill="F2F2F2"/>
+      </w:pPr>
       <w:r>
         <w:rPr>
+          <w:rFonts w:ascii="Consolas" w:hAnsi="Consolas"/>
           <w:color w:val="000000"/>
+          <w:sz w:val="20"/>
         </w:rPr>
-        <w:t>Variables are declared with VAR and reassigned without VAR. Arithmetic</w:t>
-        <w:br/>
-        <w:t>supports +, -, *, /, MOD with full operator precedence and parentheses.</w:t>
-        <w:br/>
-        <w:t>Comparisons (&lt;, &gt;, &lt;=, &gt;=, ==, !=) yield numeric truth values used in</w:t>
-        <w:br/>
-        <w:t>conditions.</w:t>
+        <w:t>ENDIF     RECT      CIRCLE    LINE      PIXEL</w:t>
       </w:r>
     </w:p>
     <w:p>
+      <w:pPr>
+        <w:spacing w:after="0" w:before="0" w:lineRule="auto" w:line="264"/>
+        <w:ind w:left="283"/>
+        <w:shd w:val="clear" w:color="auto" w:fill="F2F2F2"/>
+      </w:pPr>
       <w:r>
         <w:rPr>
+          <w:rFonts w:ascii="Consolas" w:hAnsi="Consolas"/>
           <w:color w:val="000000"/>
+          <w:sz w:val="20"/>
         </w:rPr>
-        <w:t>Example grammar (simplified):</w:t>
-        <w:br/>
-        <w:t xml:space="preserve">  program     ::= statement*</w:t>
-        <w:br/>
-        <w:t xml:space="preserve">  statement   ::= canvas_stmt | palette_stmt | draw_stmt | var_decl</w:t>
-        <w:br/>
-        <w:t xml:space="preserve">                | assign | loop_stmt | if_stmt | save_stmt</w:t>
-        <w:br/>
-        <w:t xml:space="preserve">  loop_stmt   ::= "LOOP" ("WHILE" expr | "TIMES" expr) ":" statement* "ENDLOOP"</w:t>
+        <w:t>SAVE      RADIUS    COLOR     MOD</w:t>
       </w:r>
     </w:p>
     <w:p>
+      <w:pPr>
+        <w:spacing w:after="40"/>
+      </w:pPr>
+    </w:p>
+    <w:p>
+      <w:pPr>
+        <w:keepNext/>
+        <w:spacing w:before="200" w:after="120"/>
+      </w:pPr>
       <w:r>
         <w:rPr>
+          <w:rFonts w:ascii="Calibri" w:hAnsi="Calibri"/>
+          <w:b/>
           <w:color w:val="000000"/>
+          <w:sz w:val="26"/>
         </w:rPr>
-        <w:t>Palettes are declared with PALETTE name: #hex, #hex, ... and indexed as</w:t>
-        <w:br/>
-        <w:t>name[i]. Programs end with SAVE "file.png" to write the rendered canvas.</w:t>
-        <w:br/>
-        <w:t>The compiler performs constant folding and dead-variable elimination on</w:t>
-        <w:br/>
-        <w:t>the intermediate representation before code generation.</w:t>
+        <w:t>Lexical Tokens</w:t>
+      </w:r>
+    </w:p>
+    <w:p>
+      <w:pPr>
+        <w:pStyle w:val="ListBullet"/>
+        <w:spacing w:after="40"/>
+      </w:pPr>
+      <w:r>
+        <w:rPr>
+          <w:rFonts w:ascii="Calibri" w:hAnsi="Calibri"/>
+          <w:color w:val="000000"/>
+          <w:sz w:val="22"/>
+        </w:rPr>
+        <w:t>IDENTIFIER: matches [A-Za-z_][A-Za-z0-9_]*</w:t>
+      </w:r>
+    </w:p>
+    <w:p>
+      <w:pPr>
+        <w:pStyle w:val="ListBullet"/>
+        <w:spacing w:after="40"/>
+      </w:pPr>
+      <w:r>
+        <w:rPr>
+          <w:rFonts w:ascii="Calibri" w:hAnsi="Calibri"/>
+          <w:color w:val="000000"/>
+          <w:sz w:val="22"/>
+        </w:rPr>
+        <w:t>INT and FLOAT: standard decimal literals</w:t>
+      </w:r>
+    </w:p>
+    <w:p>
+      <w:pPr>
+        <w:pStyle w:val="ListBullet"/>
+        <w:spacing w:after="40"/>
+      </w:pPr>
+      <w:r>
+        <w:rPr>
+          <w:rFonts w:ascii="Calibri" w:hAnsi="Calibri"/>
+          <w:color w:val="000000"/>
+          <w:sz w:val="22"/>
+        </w:rPr>
+        <w:t>COLOR_LIT: hexadecimal in the form #RGB or #RRGGBB</w:t>
+      </w:r>
+    </w:p>
+    <w:p>
+      <w:pPr>
+        <w:pStyle w:val="ListBullet"/>
+        <w:spacing w:after="40"/>
+      </w:pPr>
+      <w:r>
+        <w:rPr>
+          <w:rFonts w:ascii="Calibri" w:hAnsi="Calibri"/>
+          <w:color w:val="000000"/>
+          <w:sz w:val="22"/>
+        </w:rPr>
+        <w:t>STRING: double-quoted text, used with SAVE</w:t>
+      </w:r>
+    </w:p>
+    <w:p>
+      <w:pPr>
+        <w:pStyle w:val="ListBullet"/>
+        <w:spacing w:after="40"/>
+      </w:pPr>
+      <w:r>
+        <w:rPr>
+          <w:rFonts w:ascii="Calibri" w:hAnsi="Calibri"/>
+          <w:color w:val="000000"/>
+          <w:sz w:val="22"/>
+        </w:rPr>
+        <w:t>COMMENT: starts with ';' and runs to the end of the line</w:t>
+      </w:r>
+    </w:p>
+    <w:p>
+      <w:pPr>
+        <w:keepNext/>
+        <w:spacing w:before="200" w:after="120"/>
+      </w:pPr>
+      <w:r>
+        <w:rPr>
+          <w:rFonts w:ascii="Calibri" w:hAnsi="Calibri"/>
+          <w:b/>
+          <w:color w:val="000000"/>
+          <w:sz w:val="26"/>
+        </w:rPr>
+        <w:t>Drawing Commands</w:t>
+      </w:r>
+    </w:p>
+    <w:p>
+      <w:pPr>
+        <w:spacing w:after="0" w:before="0" w:lineRule="auto" w:line="264"/>
+        <w:ind w:left="283"/>
+        <w:shd w:val="clear" w:color="auto" w:fill="F2F2F2"/>
+      </w:pPr>
+      <w:r>
+        <w:rPr>
+          <w:rFonts w:ascii="Consolas" w:hAnsi="Consolas"/>
+          <w:color w:val="000000"/>
+          <w:sz w:val="20"/>
+        </w:rPr>
+        <w:t>FILL    color</w:t>
+      </w:r>
+    </w:p>
+    <w:p>
+      <w:pPr>
+        <w:spacing w:after="0" w:before="0" w:lineRule="auto" w:line="264"/>
+        <w:ind w:left="283"/>
+        <w:shd w:val="clear" w:color="auto" w:fill="F2F2F2"/>
+      </w:pPr>
+      <w:r>
+        <w:rPr>
+          <w:rFonts w:ascii="Consolas" w:hAnsi="Consolas"/>
+          <w:color w:val="000000"/>
+          <w:sz w:val="20"/>
+        </w:rPr>
+        <w:t>RECT    x, y, width, height, color</w:t>
+      </w:r>
+    </w:p>
+    <w:p>
+      <w:pPr>
+        <w:spacing w:after="0" w:before="0" w:lineRule="auto" w:line="264"/>
+        <w:ind w:left="283"/>
+        <w:shd w:val="clear" w:color="auto" w:fill="F2F2F2"/>
+      </w:pPr>
+      <w:r>
+        <w:rPr>
+          <w:rFonts w:ascii="Consolas" w:hAnsi="Consolas"/>
+          <w:color w:val="000000"/>
+          <w:sz w:val="20"/>
+        </w:rPr>
+        <w:t>CIRCLE  cx cy RADIUS r COLOR color</w:t>
+      </w:r>
+    </w:p>
+    <w:p>
+      <w:pPr>
+        <w:spacing w:after="0" w:before="0" w:lineRule="auto" w:line="264"/>
+        <w:ind w:left="283"/>
+        <w:shd w:val="clear" w:color="auto" w:fill="F2F2F2"/>
+      </w:pPr>
+      <w:r>
+        <w:rPr>
+          <w:rFonts w:ascii="Consolas" w:hAnsi="Consolas"/>
+          <w:color w:val="000000"/>
+          <w:sz w:val="20"/>
+        </w:rPr>
+        <w:t>LINE    x1 y1 x2 y2 COLOR color</w:t>
+      </w:r>
+    </w:p>
+    <w:p>
+      <w:pPr>
+        <w:spacing w:after="0" w:before="0" w:lineRule="auto" w:line="264"/>
+        <w:ind w:left="283"/>
+        <w:shd w:val="clear" w:color="auto" w:fill="F2F2F2"/>
+      </w:pPr>
+      <w:r>
+        <w:rPr>
+          <w:rFonts w:ascii="Consolas" w:hAnsi="Consolas"/>
+          <w:color w:val="000000"/>
+          <w:sz w:val="20"/>
+        </w:rPr>
+        <w:t>PIXEL   x  y  COLOR color</w:t>
+      </w:r>
+    </w:p>
+    <w:p>
+      <w:pPr>
+        <w:spacing w:after="40"/>
+      </w:pPr>
+    </w:p>
+    <w:p>
+      <w:pPr>
+        <w:keepNext/>
+        <w:spacing w:before="200" w:after="120"/>
+      </w:pPr>
+      <w:r>
+        <w:rPr>
+          <w:rFonts w:ascii="Calibri" w:hAnsi="Calibri"/>
+          <w:b/>
+          <w:color w:val="000000"/>
+          <w:sz w:val="26"/>
+        </w:rPr>
+        <w:t>Variables and Arithmetic</w:t>
+      </w:r>
+    </w:p>
+    <w:p>
+      <w:pPr>
+        <w:spacing w:after="160" w:before="0" w:lineRule="auto" w:line="276"/>
+        <w:jc w:val="both"/>
+      </w:pPr>
+      <w:r>
+        <w:rPr>
+          <w:rFonts w:ascii="Calibri" w:hAnsi="Calibri"/>
+          <w:b w:val="0"/>
+          <w:i w:val="0"/>
+          <w:color w:val="000000"/>
+          <w:sz w:val="22"/>
+        </w:rPr>
+        <w:t>Variables are declared with VAR and reassigned without VAR. Arithmetic supports +, -, *, /, MOD with full operator precedence and parentheses. Comparisons (&lt;, &gt;, &lt;=, &gt;=, ==, !=) yield numeric truth values used inside conditions.</w:t>
+      </w:r>
+    </w:p>
+    <w:p>
+      <w:pPr>
+        <w:keepNext/>
+        <w:spacing w:before="200" w:after="120"/>
+      </w:pPr>
+      <w:r>
+        <w:rPr>
+          <w:rFonts w:ascii="Calibri" w:hAnsi="Calibri"/>
+          <w:b/>
+          <w:color w:val="000000"/>
+          <w:sz w:val="26"/>
+        </w:rPr>
+        <w:t>Control Flow</w:t>
+      </w:r>
+    </w:p>
+    <w:p>
+      <w:pPr>
+        <w:spacing w:after="0" w:before="0" w:lineRule="auto" w:line="264"/>
+        <w:ind w:left="283"/>
+        <w:shd w:val="clear" w:color="auto" w:fill="F2F2F2"/>
+      </w:pPr>
+      <w:r>
+        <w:rPr>
+          <w:rFonts w:ascii="Consolas" w:hAnsi="Consolas"/>
+          <w:color w:val="000000"/>
+          <w:sz w:val="20"/>
+        </w:rPr>
+        <w:t>LOOP WHILE condition:</w:t>
+      </w:r>
+    </w:p>
+    <w:p>
+      <w:pPr>
+        <w:spacing w:after="0" w:before="0" w:lineRule="auto" w:line="264"/>
+        <w:ind w:left="283"/>
+        <w:shd w:val="clear" w:color="auto" w:fill="F2F2F2"/>
+      </w:pPr>
+      <w:r>
+        <w:rPr>
+          <w:rFonts w:ascii="Consolas" w:hAnsi="Consolas"/>
+          <w:color w:val="000000"/>
+          <w:sz w:val="20"/>
+        </w:rPr>
+        <w:t xml:space="preserve">    statements</w:t>
+      </w:r>
+    </w:p>
+    <w:p>
+      <w:pPr>
+        <w:spacing w:after="0" w:before="0" w:lineRule="auto" w:line="264"/>
+        <w:ind w:left="283"/>
+        <w:shd w:val="clear" w:color="auto" w:fill="F2F2F2"/>
+      </w:pPr>
+      <w:r>
+        <w:rPr>
+          <w:rFonts w:ascii="Consolas" w:hAnsi="Consolas"/>
+          <w:color w:val="000000"/>
+          <w:sz w:val="20"/>
+        </w:rPr>
+        <w:t>ENDLOOP</w:t>
+      </w:r>
+    </w:p>
+    <w:p>
+      <w:pPr>
+        <w:spacing w:after="0" w:before="0" w:lineRule="auto" w:line="264"/>
+        <w:ind w:left="283"/>
+        <w:shd w:val="clear" w:color="auto" w:fill="F2F2F2"/>
+      </w:pPr>
+      <w:r>
+        <w:rPr>
+          <w:rFonts w:ascii="Consolas" w:hAnsi="Consolas"/>
+          <w:color w:val="000000"/>
+          <w:sz w:val="20"/>
+        </w:rPr>
+        <w:t xml:space="preserve"> </w:t>
+      </w:r>
+    </w:p>
+    <w:p>
+      <w:pPr>
+        <w:spacing w:after="0" w:before="0" w:lineRule="auto" w:line="264"/>
+        <w:ind w:left="283"/>
+        <w:shd w:val="clear" w:color="auto" w:fill="F2F2F2"/>
+      </w:pPr>
+      <w:r>
+        <w:rPr>
+          <w:rFonts w:ascii="Consolas" w:hAnsi="Consolas"/>
+          <w:color w:val="000000"/>
+          <w:sz w:val="20"/>
+        </w:rPr>
+        <w:t>LOOP TIMES n:</w:t>
+      </w:r>
+    </w:p>
+    <w:p>
+      <w:pPr>
+        <w:spacing w:after="0" w:before="0" w:lineRule="auto" w:line="264"/>
+        <w:ind w:left="283"/>
+        <w:shd w:val="clear" w:color="auto" w:fill="F2F2F2"/>
+      </w:pPr>
+      <w:r>
+        <w:rPr>
+          <w:rFonts w:ascii="Consolas" w:hAnsi="Consolas"/>
+          <w:color w:val="000000"/>
+          <w:sz w:val="20"/>
+        </w:rPr>
+        <w:t xml:space="preserve">    statements</w:t>
+      </w:r>
+    </w:p>
+    <w:p>
+      <w:pPr>
+        <w:spacing w:after="0" w:before="0" w:lineRule="auto" w:line="264"/>
+        <w:ind w:left="283"/>
+        <w:shd w:val="clear" w:color="auto" w:fill="F2F2F2"/>
+      </w:pPr>
+      <w:r>
+        <w:rPr>
+          <w:rFonts w:ascii="Consolas" w:hAnsi="Consolas"/>
+          <w:color w:val="000000"/>
+          <w:sz w:val="20"/>
+        </w:rPr>
+        <w:t>ENDLOOP</w:t>
+      </w:r>
+    </w:p>
+    <w:p>
+      <w:pPr>
+        <w:spacing w:after="0" w:before="0" w:lineRule="auto" w:line="264"/>
+        <w:ind w:left="283"/>
+        <w:shd w:val="clear" w:color="auto" w:fill="F2F2F2"/>
+      </w:pPr>
+      <w:r>
+        <w:rPr>
+          <w:rFonts w:ascii="Consolas" w:hAnsi="Consolas"/>
+          <w:color w:val="000000"/>
+          <w:sz w:val="20"/>
+        </w:rPr>
+        <w:t xml:space="preserve"> </w:t>
+      </w:r>
+    </w:p>
+    <w:p>
+      <w:pPr>
+        <w:spacing w:after="0" w:before="0" w:lineRule="auto" w:line="264"/>
+        <w:ind w:left="283"/>
+        <w:shd w:val="clear" w:color="auto" w:fill="F2F2F2"/>
+      </w:pPr>
+      <w:r>
+        <w:rPr>
+          <w:rFonts w:ascii="Consolas" w:hAnsi="Consolas"/>
+          <w:color w:val="000000"/>
+          <w:sz w:val="20"/>
+        </w:rPr>
+        <w:t>IF condition:</w:t>
+      </w:r>
+    </w:p>
+    <w:p>
+      <w:pPr>
+        <w:spacing w:after="0" w:before="0" w:lineRule="auto" w:line="264"/>
+        <w:ind w:left="283"/>
+        <w:shd w:val="clear" w:color="auto" w:fill="F2F2F2"/>
+      </w:pPr>
+      <w:r>
+        <w:rPr>
+          <w:rFonts w:ascii="Consolas" w:hAnsi="Consolas"/>
+          <w:color w:val="000000"/>
+          <w:sz w:val="20"/>
+        </w:rPr>
+        <w:t xml:space="preserve">    then_statements</w:t>
+      </w:r>
+    </w:p>
+    <w:p>
+      <w:pPr>
+        <w:spacing w:after="0" w:before="0" w:lineRule="auto" w:line="264"/>
+        <w:ind w:left="283"/>
+        <w:shd w:val="clear" w:color="auto" w:fill="F2F2F2"/>
+      </w:pPr>
+      <w:r>
+        <w:rPr>
+          <w:rFonts w:ascii="Consolas" w:hAnsi="Consolas"/>
+          <w:color w:val="000000"/>
+          <w:sz w:val="20"/>
+        </w:rPr>
+        <w:t>ELSE:</w:t>
+      </w:r>
+    </w:p>
+    <w:p>
+      <w:pPr>
+        <w:spacing w:after="0" w:before="0" w:lineRule="auto" w:line="264"/>
+        <w:ind w:left="283"/>
+        <w:shd w:val="clear" w:color="auto" w:fill="F2F2F2"/>
+      </w:pPr>
+      <w:r>
+        <w:rPr>
+          <w:rFonts w:ascii="Consolas" w:hAnsi="Consolas"/>
+          <w:color w:val="000000"/>
+          <w:sz w:val="20"/>
+        </w:rPr>
+        <w:t xml:space="preserve">    else_statements</w:t>
+      </w:r>
+    </w:p>
+    <w:p>
+      <w:pPr>
+        <w:spacing w:after="0" w:before="0" w:lineRule="auto" w:line="264"/>
+        <w:ind w:left="283"/>
+        <w:shd w:val="clear" w:color="auto" w:fill="F2F2F2"/>
+      </w:pPr>
+      <w:r>
+        <w:rPr>
+          <w:rFonts w:ascii="Consolas" w:hAnsi="Consolas"/>
+          <w:color w:val="000000"/>
+          <w:sz w:val="20"/>
+        </w:rPr>
+        <w:t>ENDIF</w:t>
+      </w:r>
+    </w:p>
+    <w:p>
+      <w:pPr>
+        <w:spacing w:after="40"/>
+      </w:pPr>
+    </w:p>
+    <w:p>
+      <w:pPr>
+        <w:keepNext/>
+        <w:spacing w:before="200" w:after="120"/>
+      </w:pPr>
+      <w:r>
+        <w:rPr>
+          <w:rFonts w:ascii="Calibri" w:hAnsi="Calibri"/>
+          <w:b/>
+          <w:color w:val="000000"/>
+          <w:sz w:val="26"/>
+        </w:rPr>
+        <w:t>Palettes</w:t>
+      </w:r>
+    </w:p>
+    <w:p>
+      <w:pPr>
+        <w:spacing w:after="160" w:before="0" w:lineRule="auto" w:line="276"/>
+        <w:jc w:val="both"/>
+      </w:pPr>
+      <w:r>
+        <w:rPr>
+          <w:rFonts w:ascii="Calibri" w:hAnsi="Calibri"/>
+          <w:b w:val="0"/>
+          <w:i w:val="0"/>
+          <w:color w:val="000000"/>
+          <w:sz w:val="22"/>
+        </w:rPr>
+        <w:t>Palettes are declared with PALETTE name: #hex, #hex, ... and indexed as name[i] where i is any integer expression. Palette indices are zero-based.</w:t>
+      </w:r>
+    </w:p>
+    <w:p>
+      <w:pPr>
+        <w:keepNext/>
+        <w:spacing w:before="200" w:after="120"/>
+      </w:pPr>
+      <w:r>
+        <w:rPr>
+          <w:rFonts w:ascii="Calibri" w:hAnsi="Calibri"/>
+          <w:b/>
+          <w:color w:val="000000"/>
+          <w:sz w:val="26"/>
+        </w:rPr>
+        <w:t>Grammar (Simplified)</w:t>
+      </w:r>
+    </w:p>
+    <w:p>
+      <w:pPr>
+        <w:spacing w:after="0" w:before="0" w:lineRule="auto" w:line="264"/>
+        <w:ind w:left="283"/>
+        <w:shd w:val="clear" w:color="auto" w:fill="F2F2F2"/>
+      </w:pPr>
+      <w:r>
+        <w:rPr>
+          <w:rFonts w:ascii="Consolas" w:hAnsi="Consolas"/>
+          <w:color w:val="000000"/>
+          <w:sz w:val="20"/>
+        </w:rPr>
+        <w:t>program     ::= statement*</w:t>
+      </w:r>
+    </w:p>
+    <w:p>
+      <w:pPr>
+        <w:spacing w:after="0" w:before="0" w:lineRule="auto" w:line="264"/>
+        <w:ind w:left="283"/>
+        <w:shd w:val="clear" w:color="auto" w:fill="F2F2F2"/>
+      </w:pPr>
+      <w:r>
+        <w:rPr>
+          <w:rFonts w:ascii="Consolas" w:hAnsi="Consolas"/>
+          <w:color w:val="000000"/>
+          <w:sz w:val="20"/>
+        </w:rPr>
+        <w:t>statement   ::= canvas_stmt | palette_stmt | draw_stmt</w:t>
+      </w:r>
+    </w:p>
+    <w:p>
+      <w:pPr>
+        <w:spacing w:after="0" w:before="0" w:lineRule="auto" w:line="264"/>
+        <w:ind w:left="283"/>
+        <w:shd w:val="clear" w:color="auto" w:fill="F2F2F2"/>
+      </w:pPr>
+      <w:r>
+        <w:rPr>
+          <w:rFonts w:ascii="Consolas" w:hAnsi="Consolas"/>
+          <w:color w:val="000000"/>
+          <w:sz w:val="20"/>
+        </w:rPr>
+        <w:t xml:space="preserve">              | var_decl | assign | loop_stmt</w:t>
+      </w:r>
+    </w:p>
+    <w:p>
+      <w:pPr>
+        <w:spacing w:after="0" w:before="0" w:lineRule="auto" w:line="264"/>
+        <w:ind w:left="283"/>
+        <w:shd w:val="clear" w:color="auto" w:fill="F2F2F2"/>
+      </w:pPr>
+      <w:r>
+        <w:rPr>
+          <w:rFonts w:ascii="Consolas" w:hAnsi="Consolas"/>
+          <w:color w:val="000000"/>
+          <w:sz w:val="20"/>
+        </w:rPr>
+        <w:t xml:space="preserve">              | if_stmt | save_stmt</w:t>
+      </w:r>
+    </w:p>
+    <w:p>
+      <w:pPr>
+        <w:spacing w:after="0" w:before="0" w:lineRule="auto" w:line="264"/>
+        <w:ind w:left="283"/>
+        <w:shd w:val="clear" w:color="auto" w:fill="F2F2F2"/>
+      </w:pPr>
+      <w:r>
+        <w:rPr>
+          <w:rFonts w:ascii="Consolas" w:hAnsi="Consolas"/>
+          <w:color w:val="000000"/>
+          <w:sz w:val="20"/>
+        </w:rPr>
+        <w:t>loop_stmt   ::= 'LOOP' ('WHILE' expr | 'TIMES' expr) ':'</w:t>
+      </w:r>
+    </w:p>
+    <w:p>
+      <w:pPr>
+        <w:spacing w:after="0" w:before="0" w:lineRule="auto" w:line="264"/>
+        <w:ind w:left="283"/>
+        <w:shd w:val="clear" w:color="auto" w:fill="F2F2F2"/>
+      </w:pPr>
+      <w:r>
+        <w:rPr>
+          <w:rFonts w:ascii="Consolas" w:hAnsi="Consolas"/>
+          <w:color w:val="000000"/>
+          <w:sz w:val="20"/>
+        </w:rPr>
+        <w:t xml:space="preserve">                statement* 'ENDLOOP'</w:t>
+      </w:r>
+    </w:p>
+    <w:p>
+      <w:pPr>
+        <w:spacing w:after="0" w:before="0" w:lineRule="auto" w:line="264"/>
+        <w:ind w:left="283"/>
+        <w:shd w:val="clear" w:color="auto" w:fill="F2F2F2"/>
+      </w:pPr>
+      <w:r>
+        <w:rPr>
+          <w:rFonts w:ascii="Consolas" w:hAnsi="Consolas"/>
+          <w:color w:val="000000"/>
+          <w:sz w:val="20"/>
+        </w:rPr>
+        <w:t>if_stmt     ::= 'IF' expr ':' statement*</w:t>
+      </w:r>
+    </w:p>
+    <w:p>
+      <w:pPr>
+        <w:spacing w:after="0" w:before="0" w:lineRule="auto" w:line="264"/>
+        <w:ind w:left="283"/>
+        <w:shd w:val="clear" w:color="auto" w:fill="F2F2F2"/>
+      </w:pPr>
+      <w:r>
+        <w:rPr>
+          <w:rFonts w:ascii="Consolas" w:hAnsi="Consolas"/>
+          <w:color w:val="000000"/>
+          <w:sz w:val="20"/>
+        </w:rPr>
+        <w:t xml:space="preserve">                ['ELSE' ':' statement*] 'ENDIF'</w:t>
+      </w:r>
+    </w:p>
+    <w:p>
+      <w:pPr>
+        <w:spacing w:after="0" w:before="0" w:lineRule="auto" w:line="264"/>
+        <w:ind w:left="283"/>
+        <w:shd w:val="clear" w:color="auto" w:fill="F2F2F2"/>
+      </w:pPr>
+      <w:r>
+        <w:rPr>
+          <w:rFonts w:ascii="Consolas" w:hAnsi="Consolas"/>
+          <w:color w:val="000000"/>
+          <w:sz w:val="20"/>
+        </w:rPr>
+        <w:t>expr        ::= comparison</w:t>
+      </w:r>
+    </w:p>
+    <w:p>
+      <w:pPr>
+        <w:spacing w:after="0" w:before="0" w:lineRule="auto" w:line="264"/>
+        <w:ind w:left="283"/>
+        <w:shd w:val="clear" w:color="auto" w:fill="F2F2F2"/>
+      </w:pPr>
+      <w:r>
+        <w:rPr>
+          <w:rFonts w:ascii="Consolas" w:hAnsi="Consolas"/>
+          <w:color w:val="000000"/>
+          <w:sz w:val="20"/>
+        </w:rPr>
+        <w:t>comparison  ::= addition (relop addition)?</w:t>
+      </w:r>
+    </w:p>
+    <w:p>
+      <w:pPr>
+        <w:spacing w:after="0" w:before="0" w:lineRule="auto" w:line="264"/>
+        <w:ind w:left="283"/>
+        <w:shd w:val="clear" w:color="auto" w:fill="F2F2F2"/>
+      </w:pPr>
+      <w:r>
+        <w:rPr>
+          <w:rFonts w:ascii="Consolas" w:hAnsi="Consolas"/>
+          <w:color w:val="000000"/>
+          <w:sz w:val="20"/>
+        </w:rPr>
+        <w:t>addition    ::= term (('+' | '-') term)*</w:t>
+      </w:r>
+    </w:p>
+    <w:p>
+      <w:pPr>
+        <w:spacing w:after="0" w:before="0" w:lineRule="auto" w:line="264"/>
+        <w:ind w:left="283"/>
+        <w:shd w:val="clear" w:color="auto" w:fill="F2F2F2"/>
+      </w:pPr>
+      <w:r>
+        <w:rPr>
+          <w:rFonts w:ascii="Consolas" w:hAnsi="Consolas"/>
+          <w:color w:val="000000"/>
+          <w:sz w:val="20"/>
+        </w:rPr>
+        <w:t>term        ::= factor (('*' | '/' | 'MOD') factor)*</w:t>
+      </w:r>
+    </w:p>
+    <w:p>
+      <w:pPr>
+        <w:spacing w:after="40"/>
+      </w:pPr>
+    </w:p>
+    <w:p>
+      <w:pPr>
+        <w:keepNext/>
+        <w:spacing w:before="200" w:after="120"/>
+      </w:pPr>
+      <w:r>
+        <w:rPr>
+          <w:rFonts w:ascii="Calibri" w:hAnsi="Calibri"/>
+          <w:b/>
+          <w:color w:val="000000"/>
+          <w:sz w:val="26"/>
+        </w:rPr>
+        <w:t>Output and Optimisation</w:t>
+      </w:r>
+    </w:p>
+    <w:p>
+      <w:pPr>
+        <w:spacing w:after="160" w:before="0" w:lineRule="auto" w:line="276"/>
+        <w:jc w:val="both"/>
+      </w:pPr>
+      <w:r>
+        <w:rPr>
+          <w:rFonts w:ascii="Calibri" w:hAnsi="Calibri"/>
+          <w:b w:val="0"/>
+          <w:i w:val="0"/>
+          <w:color w:val="000000"/>
+          <w:sz w:val="22"/>
+        </w:rPr>
+        <w:t>Programs end with SAVE "file.png" to write the rendered canvas. The compiler performs constant folding and dead variable elimination on the intermediate representation before code generation. With the --debug flag the compiler prints every intermediate phase and the before/after instruction counts of the optimiser.</w:t>
       </w:r>
     </w:p>
     <w:sectPr>
       <w:pgSz w:w="12240" w:h="15840"/>
-      <w:pgMar w:top="1440" w:right="1800" w:bottom="1440" w:left="1800" w:header="720" w:footer="720" w:gutter="0"/>
+      <w:pgMar w:top="1417" w:right="1417" w:bottom="1417" w:left="1417" w:header="720" w:footer="720" w:gutter="0"/>
       <w:cols w:space="720"/>
       <w:docGrid w:linePitch="360"/>
     </w:sectPr>

--- a/docs/LanguageReferenceManual.docx
+++ b/docs/LanguageReferenceManual.docx
@@ -16,6 +16,31 @@
         </w:rPr>
         <w:t>Language Reference Manual</w:t>
       </w:r>
+    </w:p>
+    <w:p>
+      <w:pPr>
+        <w:spacing w:after="200"/>
+      </w:pPr>
+      <w:r>
+        <w:rPr>
+          <w:rFonts w:ascii="Calibri" w:hAnsi="Calibri"/>
+          <w:b/>
+          <w:color w:val="000000"/>
+          <w:sz w:val="22"/>
+        </w:rPr>
+        <w:t xml:space="preserve">Project Repository: </w:t>
+      </w:r>
+      <w:hyperlink r:id="rId9">
+        <w:r>
+          <w:rPr>
+            <w:rFonts w:ascii="Calibri" w:hAnsi="Calibri"/>
+            <w:sz w:val="22"/>
+            <w:color w:val="0563C1"/>
+            <w:u w:val="single"/>
+          </w:rPr>
+          <w:t>https://github.com/MuhammadMehroz786/Pixel-Lang</w:t>
+        </w:r>
+      </w:hyperlink>
     </w:p>
     <w:p>
       <w:pPr>
